--- a/public/LunarLeaf-CFD-manuscript.docx
+++ b/public/LunarLeaf-CFD-manuscript.docx
@@ -112,7 +112,7 @@
         <w:t>Arabidopsis thaliana</w:t>
       </w:r>
       <w:r>
-        <w:t xml:space="preserve"> whole‑plant‑ chamber gas exchange (net assimilation 3.85 µmol CO₂ m⁻² s⁻¹). Reducing gravity from 1 g to microgravity removes convective ventilation (peak flow speed ∝ √g → 0) and steepens the surface gas gaps 1.5–1.8× at every scale; denser architectures — a rosette, then a microgreen canopy — trap air and amplify the effect. The forced airflow needed to restore Earth‑equivalent boundary layers scales steeply with planting density (≈ 2.6 / 11 / 21 cm s⁻¹ for a leaf / rosette / canopy). Mapping the three ISS growth systems onto dish boundary conditions, a sealed BRIC dish both drifts toward hypoxia and, once photosynthesis is made CO₂‑ limited, fixes only ≈ 1 % of the Earth carbon over a 12 h photoperiod; a micropore‑taped CARA dish sustains ≈ 90 % and a ventilated VEGGIE system ≈ 100 %. The model, runnable entirely in a web browser, provides a mechanistic bridge from cabin‑scale transport to plant carbon gain and a quantitative design tool for space‑flight growth hardware.</w:t>
+        <w:t xml:space="preserve"> whole‑plant‑ chamber gas exchange (net assimilation 3.85 µmol CO₂ m⁻² s⁻¹). Reducing gravity from 1 g to microgravity removes convective ventilation (peak flow speed ∝ √g → 0) and steepens the surface gas gaps 1.7–2.3× at every scale; denser architectures — a rosette, then a microgreen canopy — trap air and amplify the effect. The forced airflow needed to restore Earth‑equivalent boundary layers rises with planting density (≈ 2.0 cm s⁻¹ for a leaf, ≈ 6.5 cm s⁻¹ for a rosette); a microgreen canopy is not restored within the solver's valid range. Mapping the three ISS growth systems onto dish boundary conditions, a sealed BRIC dish both drifts toward hypoxia and, once photosynthesis is made CO₂‑ limited, fixes only ≈ 1 % of the Earth carbon over a 12 h photoperiod; a micropore‑taped CARA dish sustains ≈ 90 % and a ventilated VEGGIE system ≈ 100 %. The model, runnable entirely in a web browser, provides a mechanistic bridge from cabin‑scale transport to plant carbon gain and a quantitative design tool for space‑flight growth hardware.</w:t>
       </w:r>
     </w:p>
     <w:p>
@@ -1171,7 +1171,7 @@
       <w:r>
         <w:drawing>
           <wp:inline xmlns:a="http://schemas.openxmlformats.org/drawingml/2006/main" xmlns:pic="http://schemas.openxmlformats.org/drawingml/2006/picture">
-            <wp:extent cx="5852160" cy="2006455"/>
+            <wp:extent cx="5852160" cy="2001817"/>
             <wp:docPr id="5" name="Picture 5"/>
             <wp:cNvGraphicFramePr>
               <a:graphicFrameLocks noChangeAspect="1"/>
@@ -1192,7 +1192,7 @@
                   <pic:spPr>
                     <a:xfrm>
                       <a:off x="0" y="0"/>
-                      <a:ext cx="5852160" cy="2006455"/>
+                      <a:ext cx="5852160" cy="2001817"/>
                     </a:xfrm>
                     <a:prstGeom prst="rect"/>
                   </pic:spPr>
@@ -1255,6 +1255,50 @@
       </w:pPr>
       <w:r>
         <w:t>Physical prediction of surface gas drawdown</w:t>
+      </w:r>
+    </w:p>
+    <w:p>
+      <w:pPr>
+        <w:ind w:left="432"/>
+      </w:pPr>
+      <w:r>
+        <w:rPr>
+          <w:b/>
+          <w:i/>
+          <w:sz w:val="18"/>
+        </w:rPr>
+        <w:t>TODO (2026-10-07):</w:t>
+      </w:r>
+      <w:r>
+        <w:rPr>
+          <w:i/>
+          <w:sz w:val="18"/>
+        </w:rPr>
+        <w:t xml:space="preserve"> Table 4 and the ppm values in this paragraph come from `T5`, which was not</w:t>
+      </w:r>
+    </w:p>
+    <w:p>
+      <w:pPr>
+        <w:ind w:left="432"/>
+      </w:pPr>
+      <w:r>
+        <w:rPr>
+          <w:i/>
+          <w:sz w:val="18"/>
+        </w:rPr>
+        <w:t>regenerated after the steady-state rerun (it needs the raw Vernier data in `validation/raw/`). The</w:t>
+      </w:r>
+    </w:p>
+    <w:p>
+      <w:pPr>
+        <w:ind w:left="432"/>
+      </w:pPr>
+      <w:r>
+        <w:rPr>
+          <w:i/>
+          <w:sz w:val="18"/>
+        </w:rPr>
+        <w:t>microgravity drawdowns will rise; re-run `validation/analyze_data.py` and `analyze_model.py`, then update.</w:t>
       </w:r>
     </w:p>
     <w:p>
@@ -1585,7 +1629,7 @@
     </w:p>
     <w:p>
       <w:r>
-        <w:t>Because the microgravity penalty is transport‑limited, it is engineerable: forced airflow substitutes for the missing buoyant convection. For an isolated leaf, a fan of only ≈ 2.6 cm s⁻¹ restores Earth‑equivalent surface gradients (Fig. 6). Extending the sweep to all three scales exposes a result with direct hardware consequences (Fig. 7a): the Earth‑equivalent airflow rises steeply with planting density — ≈ 2.6, 11 and 21 cm s⁻¹ for a leaf, rosette and canopy respectively (Fig. 7b), an ~8× increase. The canopy is the hardest to ventilate: side airflow skims the top of the stand while the within‑canopy air stays comparatively stagnant, so its gradient‑vs‑speed curve flattens and only approaches the Earth level near the solver's low‑Mach limit — a hint that a real dense canopy needs vigorous, likely turbulent, through‑canopy flow.</w:t>
+        <w:t>Because the microgravity penalty is transport‑limited, it is engineerable: forced airflow substitutes for the missing buoyant convection. For an isolated leaf, a fan of only ≈ 2.0 cm s⁻¹ restores Earth‑equivalent surface gradients (Fig. 6). Extending the sweep to all three scales exposes a result with direct hardware consequences (Fig. 7a): the Earth‑equivalent airflow rises with planting density — ≈ 2.0 cm s⁻¹ for a leaf and ≈ 6.5 cm s⁻¹ for a rosette (Fig. 7b), about 3×. The canopy is the hardest to ventilate: side airflow skims the top of the stand while the within‑canopy air stays comparatively stagnant, so its gradient‑vs‑speed curve levels off above the Earth level and does not reach it within the solver's valid range (Mach ≤ 0.3, up to 6.6 cm s⁻¹); faster runs exceed that limit or become numerically unstable. This is a hint that a real dense canopy needs vigorous, likely turbulent, through‑canopy flow, and resolving it needs a finer lattice.</w:t>
       </w:r>
     </w:p>
     <w:p>
@@ -1639,7 +1683,7 @@
         <w:rPr>
           <w:sz w:val="18"/>
         </w:rPr>
-        <w:t xml:space="preserve"> Surface gap vs fan speed, with the Earth‑1 g and µg‑no‑fan references and the ≈ 2.6 cm s⁻¹ Earth‑equivalent point.</w:t>
+        <w:t xml:space="preserve"> Surface gap vs fan speed, with the Earth‑1 g and µg‑no‑fan references and the ≈ 2.0 cm s⁻¹ Earth‑equivalent point.</w:t>
       </w:r>
     </w:p>
     <w:p>
@@ -1693,7 +1737,7 @@
         <w:rPr>
           <w:sz w:val="18"/>
         </w:rPr>
-        <w:t xml:space="preserve"> (a) Fan‑sweep curves for leaf/rosette/ canopy with each scale's Earth reference and crossing point. (b) Earth‑equivalent airflow ≈ 2.6 / 11 / 21 cm s⁻¹ (canopy value extrapolated; higher speeds exceeded the low‑Mach limit).</w:t>
+        <w:t xml:space="preserve"> (a) Fan‑sweep curves for leaf/rosette/ canopy with each scale's Earth reference and crossing point; hollow points exceed Mach 0.3 and are not used. (b) Earth‑equivalent airflow ≈ 2.0 / 6.5 cm s⁻¹ for leaf / rosette; the canopy does not reach its Earth level within the valid range (≤ 6.6 cm s⁻¹).</w:t>
       </w:r>
     </w:p>
     <w:p>
@@ -1742,7 +1786,7 @@
         <w:t>and</w:t>
       </w:r>
       <w:r>
-        <w:t xml:space="preserve"> thins the leaf boundary layer, cutting the surface gradient ~3× toward Earth values. Across all three scales, BRIC ≈ CARA at the leaf surface, and a single VEGGIE fan speed (~8 cm s⁻¹) that restores a leaf barely helps a rosette or canopy (Fig. 9), because 8 cm s⁻¹ is well below their 11 and 21 cm s⁻¹ requirements.</w:t>
+        <w:t xml:space="preserve"> thins the leaf boundary layer, cutting the surface gradient ~4× relative to an open microgravity dish. Across all three scales, BRIC ≈ CARA at the leaf surface. A single VEGGIE fan speed (~8 cm s⁻¹) over‑ventilates a leaf and brings a rosette to about its Earth level (|ΔC CO₂| 0.294 vs 0.298), but does not restore a canopy, which no fan speed within the solver's valid range brings back to its Earth level (Fig. 9).</w:t>
       </w:r>
     </w:p>
     <w:p>
@@ -1796,7 +1840,7 @@
         <w:rPr>
           <w:sz w:val="18"/>
         </w:rPr>
-        <w:t xml:space="preserve"> (a) Enclosure‑mean CO₂ drift over time — BRIC diverges (light depletes, dark accumulates) while the taped dish holds near ambient. (b) Leaf‑surface gradient by hardware.</w:t>
+        <w:t xml:space="preserve"> (a) Enclosure‑mean CO₂ drift over the 6.9 s (40 k‑step) run — BRIC diverges fastest (light depletes, dark accumulates); the taped CARA dish drifts at about two‑thirds of BRIC's rate, and whether it levels off is not resolved in this window. (b) Leaf‑surface gradient by hardware.</w:t>
       </w:r>
     </w:p>
     <w:p>
@@ -1850,7 +1894,7 @@
         <w:rPr>
           <w:sz w:val="18"/>
         </w:rPr>
-        <w:t xml:space="preserve"> BRIC ≈ CARA at the leaf surface at every scale; one VEGGIE fan speed under‑serves denser stands.</w:t>
+        <w:t xml:space="preserve"> BRIC ≈ CARA at the leaf surface at every scale; one VEGGIE fan speed restores leaf and rosette but not the canopy. BRIC/CARA are from the original 3.8 s run (BRIC has no steady state); VEGGIE is at steady state; the hatched canopy VEGGIE bar exceeds Mach 0.3.</w:t>
       </w:r>
     </w:p>
     <w:p>
@@ -2272,7 +2316,7 @@
     </w:p>
     <w:p>
       <w:r>
-        <w:t xml:space="preserve">Because the effect is transport‑ rather than biochemistry‑limited, it is engineerable, and the same solver that quantifies the penalty sizes the forced airflow needed to remove it. The scale dependence of that requirement (≈ 2.6 → 11 → 21 cm s⁻¹ from leaf to canopy) is a concrete design guideline: a ventilation setting or permeable seal tuned on sparse plants will under‑serve a dense stand. The hardware mapping frames the three ISS systems as a ladder of increasing gas‑exchange control — sealed (both enclosure drift and surface layer), vented seal (enclosure fixed, surface not), actively ventilated (both fixed) — and the photosynthesis feedback converts these into a growth currency: a sealed dish fixes almost no carbon over a photoperiod. This offers a parsimonious, physics‑based contributor to the reduced growth and stress transcriptomes reported for sealed‑hardware spaceflight experiments [6,9], complementary to gravisensing‑ and light‑driven responses [7]. Consistent with a transport-limited mechanism, whole-stand gas exchange in microgravity is unchanged at saturating CO₂ [10] — exactly the regime in which the boundary-layer CO₂ limitation is relieved. Notably, a meta-analysis of 15 </w:t>
+        <w:t xml:space="preserve">Because the effect is transport‑ rather than biochemistry‑limited, it is engineerable, and the same solver that quantifies the penalty sizes the forced airflow needed to remove it. The scale dependence of that requirement (≈ 2.0 → 6.5 cm s⁻¹ from leaf to rosette, with the canopy not restored within the solver's valid range) is a concrete design guideline: a ventilation setting or permeable seal tuned on sparse plants will under‑serve a dense stand. The hardware mapping frames the three ISS systems as a ladder of increasing gas‑exchange control — sealed (both enclosure drift and surface layer), vented seal (enclosure fixed, surface not), actively ventilated (both fixed) — and the photosynthesis feedback converts these into a growth currency: a sealed dish fixes almost no carbon over a photoperiod. This offers a parsimonious, physics‑based contributor to the reduced growth and stress transcriptomes reported for sealed‑hardware spaceflight experiments [6,9], complementary to gravisensing‑ and light‑driven responses [7]. Consistent with a transport-limited mechanism, whole-stand gas exchange in microgravity is unchanged at saturating CO₂ [10] — exactly the regime in which the boundary-layer CO₂ limitation is relieved. Notably, a meta-analysis of 15 </w:t>
       </w:r>
       <w:r>
         <w:rPr>
@@ -2292,7 +2336,7 @@
         <w:t>Limitations.</w:t>
       </w:r>
       <w:r>
-        <w:t xml:space="preserve"> The model is 2‑D and uses the Boussinesq approximation; results are kept within its validity (u_max &lt; 0.1 lattice units, β·ΔC ≲ 0.5). Photosynthesis is CO₂‑limited through a rectangular‑ hyperbola response, but stomatal </w:t>
+        <w:t xml:space="preserve"> The model is 2‑D and uses the Boussinesq approximation; results are kept within its validity (β·ΔC ≲ 0.5), and Earth‑equivalent fan speeds use only runs below Mach 0.3 (u_max ≲ 0.17 lattice units). The canopy VEGGIE value (Mach 0.32) is just outside that range. Photosynthesis is CO₂‑limited through a rectangular‑ hyperbola response, but stomatal </w:t>
       </w:r>
       <w:r>
         <w:rPr>
@@ -2611,7 +2655,13 @@
         <w:pStyle w:val="ListNumber"/>
       </w:pPr>
       <w:r>
-        <w:t xml:space="preserve">Chew, Y. H., Seaton, D. D., Mengin, V., Flis, A., Mugford, S. T., Smith, A. M., Stitt, M. &amp; Millar, A. J. Linking circadian time to growth rate quantitatively via carbon metabolism. </w:t>
+        <w:rPr>
+          <w:b/>
+        </w:rPr>
+        <w:t>TODO (2026-10-07): unverified reference.</w:t>
+      </w:r>
+      <w:r>
+        <w:t xml:space="preserve"> As cited: Chew, Y. H., Seaton, D. D., Mengin, V., Flis, A., Mugford, S. T., Smith, A. M., Stitt, M. &amp; Millar, A. J. Linking circadian time to growth rate quantitatively via carbon metabolism. </w:t>
       </w:r>
       <w:r>
         <w:rPr>
@@ -2620,7 +2670,7 @@
         <w:t>bioRxiv</w:t>
       </w:r>
       <w:r>
-        <w:t xml:space="preserve"> 105437 (2017). doi:10.1101/105437. </w:t>
+        <w:t xml:space="preserve"> 105437 (2017). doi:10.1101/105437. CrossRef resolves this DOI to a different title, "The Arabidopsis Framework Model version 2 predicts the organism-level effects of circadian clock gene mis-regulation", with 13 authors (Chew, Seaton, Mengin, Flis, Mugford, George, Moulin, Hume, Zeeman, Fitzpatrick, Smith, Stitt, Millar). Confirm which publication holds the gas-exchange dataset and correct the title, authors or DOI. </w:t>
       </w:r>
       <w:r>
         <w:rPr>
